--- a/profile/cv_es.docx
+++ b/profile/cv_es.docx
@@ -59,77 +59,7 @@
           <w:i w:val="0"/>
           <w:sz w:val="22"/>
         </w:rPr>
-        <w:t>EDUCACIÓN</w:t>
-      </w:r>
-    </w:p>
-    <w:p>
-      <w:pPr>
-        <w:tabs>
-          <w:tab w:val="right" w:pos="11030"/>
-        </w:tabs>
-        <w:spacing w:before="80" w:after="0" w:line="240" w:lineRule="exact"/>
-      </w:pPr>
-      <w:r>
-        <w:rPr>
-          <w:rFonts w:ascii="Calibri" w:hAnsi="Calibri"/>
-          <w:b/>
-          <w:i w:val="0"/>
-          <w:sz w:val="22"/>
-        </w:rPr>
-        <w:t>Universidad de Guayaquil</w:t>
-      </w:r>
-      <w:r>
-        <w:rPr>
-          <w:rFonts w:ascii="Calibri" w:hAnsi="Calibri"/>
-          <w:b w:val="0"/>
-          <w:i w:val="0"/>
-          <w:sz w:val="22"/>
-        </w:rPr>
-        <w:tab/>
-      </w:r>
-      <w:r>
-        <w:rPr>
-          <w:rFonts w:ascii="Calibri" w:hAnsi="Calibri"/>
-          <w:b w:val="0"/>
-          <w:i w:val="0"/>
-          <w:sz w:val="22"/>
-        </w:rPr>
-        <w:t>Guayaquil, Ecuador</w:t>
-      </w:r>
-    </w:p>
-    <w:p>
-      <w:pPr>
-        <w:tabs>
-          <w:tab w:val="right" w:pos="11030"/>
-        </w:tabs>
-        <w:spacing w:before="0" w:after="0" w:line="240" w:lineRule="exact"/>
-      </w:pPr>
-      <w:r>
-        <w:rPr>
-          <w:rFonts w:ascii="Calibri" w:hAnsi="Calibri"/>
-          <w:b w:val="0"/>
-          <w:i/>
-          <w:sz w:val="22"/>
-        </w:rPr>
-        <w:t>Ingeniería en Sistemas de Información — 9no semestre</w:t>
-      </w:r>
-      <w:r>
-        <w:rPr>
-          <w:rFonts w:ascii="Calibri" w:hAnsi="Calibri"/>
-          <w:b w:val="0"/>
-          <w:i w:val="0"/>
-          <w:sz w:val="22"/>
-        </w:rPr>
-        <w:tab/>
-      </w:r>
-      <w:r>
-        <w:rPr>
-          <w:rFonts w:ascii="Calibri" w:hAnsi="Calibri"/>
-          <w:b w:val="0"/>
-          <w:i w:val="0"/>
-          <w:sz w:val="22"/>
-        </w:rPr>
-        <w:t>2021 – presente</w:t>
+        <w:t>PERFIL</w:t>
       </w:r>
     </w:p>
     <w:p>
@@ -143,147 +73,7 @@
           <w:i w:val="0"/>
           <w:sz w:val="22"/>
         </w:rPr>
-        <w:t>Promedio académico: 8.98 / 10  (escala 0–10, aprobación desde 7)</w:t>
-      </w:r>
-    </w:p>
-    <w:p>
-      <w:pPr>
-        <w:tabs>
-          <w:tab w:val="right" w:pos="11030"/>
-        </w:tabs>
-        <w:spacing w:before="80" w:after="0" w:line="240" w:lineRule="exact"/>
-      </w:pPr>
-      <w:r>
-        <w:rPr>
-          <w:rFonts w:ascii="Calibri" w:hAnsi="Calibri"/>
-          <w:b/>
-          <w:i w:val="0"/>
-          <w:sz w:val="22"/>
-        </w:rPr>
-        <w:t>Google / Coursera</w:t>
-      </w:r>
-      <w:r>
-        <w:rPr>
-          <w:rFonts w:ascii="Calibri" w:hAnsi="Calibri"/>
-          <w:b w:val="0"/>
-          <w:i w:val="0"/>
-          <w:sz w:val="22"/>
-        </w:rPr>
-        <w:tab/>
-      </w:r>
-      <w:r>
-        <w:rPr>
-          <w:rFonts w:ascii="Calibri" w:hAnsi="Calibri"/>
-          <w:b w:val="0"/>
-          <w:i w:val="0"/>
-          <w:sz w:val="22"/>
-        </w:rPr>
-        <w:t>En línea</w:t>
-      </w:r>
-    </w:p>
-    <w:p>
-      <w:pPr>
-        <w:tabs>
-          <w:tab w:val="right" w:pos="11030"/>
-        </w:tabs>
-        <w:spacing w:before="0" w:after="0" w:line="240" w:lineRule="exact"/>
-      </w:pPr>
-      <w:r>
-        <w:rPr>
-          <w:rFonts w:ascii="Calibri" w:hAnsi="Calibri"/>
-          <w:b w:val="0"/>
-          <w:i/>
-          <w:sz w:val="22"/>
-        </w:rPr>
-        <w:t>Certificado Profesional de Ciberseguridad</w:t>
-      </w:r>
-      <w:r>
-        <w:rPr>
-          <w:rFonts w:ascii="Calibri" w:hAnsi="Calibri"/>
-          <w:b w:val="0"/>
-          <w:i w:val="0"/>
-          <w:sz w:val="22"/>
-        </w:rPr>
-        <w:tab/>
-      </w:r>
-      <w:r>
-        <w:rPr>
-          <w:rFonts w:ascii="Calibri" w:hAnsi="Calibri"/>
-          <w:b w:val="0"/>
-          <w:i w:val="0"/>
-          <w:sz w:val="22"/>
-        </w:rPr>
-        <w:t>2025</w:t>
-      </w:r>
-    </w:p>
-    <w:p>
-      <w:pPr>
-        <w:tabs>
-          <w:tab w:val="right" w:pos="11030"/>
-        </w:tabs>
-        <w:spacing w:before="80" w:after="0" w:line="240" w:lineRule="exact"/>
-      </w:pPr>
-      <w:r>
-        <w:rPr>
-          <w:rFonts w:ascii="Calibri" w:hAnsi="Calibri"/>
-          <w:b/>
-          <w:i w:val="0"/>
-          <w:sz w:val="22"/>
-        </w:rPr>
-        <w:t>Google / Coursera</w:t>
-      </w:r>
-      <w:r>
-        <w:rPr>
-          <w:rFonts w:ascii="Calibri" w:hAnsi="Calibri"/>
-          <w:b w:val="0"/>
-          <w:i w:val="0"/>
-          <w:sz w:val="22"/>
-        </w:rPr>
-        <w:tab/>
-      </w:r>
-      <w:r>
-        <w:rPr>
-          <w:rFonts w:ascii="Calibri" w:hAnsi="Calibri"/>
-          <w:b w:val="0"/>
-          <w:i w:val="0"/>
-          <w:sz w:val="22"/>
-        </w:rPr>
-        <w:t>En línea</w:t>
-      </w:r>
-    </w:p>
-    <w:p>
-      <w:pPr>
-        <w:tabs>
-          <w:tab w:val="right" w:pos="11030"/>
-        </w:tabs>
-        <w:spacing w:before="0" w:after="0" w:line="240" w:lineRule="exact"/>
-      </w:pPr>
-      <w:r>
-        <w:rPr>
-          <w:rFonts w:ascii="Calibri" w:hAnsi="Calibri"/>
-          <w:b w:val="0"/>
-          <w:i/>
-          <w:sz w:val="22"/>
-        </w:rPr>
-        <w:t>Certificado Profesional de UX Design</w:t>
-      </w:r>
-      <w:r>
-        <w:rPr>
-          <w:rFonts w:ascii="Calibri" w:hAnsi="Calibri"/>
-          <w:b w:val="0"/>
-          <w:i w:val="0"/>
-          <w:sz w:val="22"/>
-        </w:rPr>
-        <w:tab/>
-      </w:r>
-      <w:r>
-        <w:rPr>
-          <w:rFonts w:ascii="Calibri" w:hAnsi="Calibri"/>
-          <w:b w:val="0"/>
-          <w:i w:val="0"/>
-          <w:sz w:val="22"/>
-        </w:rPr>
-        <w:t>2025 – en curso</w:t>
+        <w:t>Desarrollador fullstack con sistemas en producción para clientes reales en Ecuador (gestión clínica, facturación electrónica SRI, inventario multisucursal). Especializado en Django/DRF y React/Next.js, con formación complementaria en ciberseguridad.</w:t>
       </w:r>
     </w:p>
     <w:p>
@@ -371,7 +161,7 @@
           <w:i w:val="0"/>
           <w:sz w:val="22"/>
         </w:rPr>
-        <w:t>2024 – presente</w:t>
+        <w:t>Feb. 2026 – presente</w:t>
       </w:r>
     </w:p>
     <w:p>
@@ -505,7 +295,7 @@
           <w:i w:val="0"/>
           <w:sz w:val="22"/>
         </w:rPr>
-        <w:t>2023 – presente</w:t>
+        <w:t>Jul. 2025 – presente</w:t>
       </w:r>
     </w:p>
     <w:p>
@@ -639,7 +429,7 @@
           <w:i w:val="0"/>
           <w:sz w:val="22"/>
         </w:rPr>
-        <w:t>2025  (6 meses)</w:t>
+        <w:t>Feb. 2026 – Jul. 2026</w:t>
       </w:r>
     </w:p>
     <w:p>
@@ -672,6 +462,318 @@
           <w:sz w:val="22"/>
         </w:rPr>
         <w:t>Automaticé procesos internos de registro y generación de reportes mediante scripts Python.</w:t>
+      </w:r>
+    </w:p>
+    <w:p>
+      <w:pPr>
+        <w:spacing w:before="160" w:after="40" w:line="240" w:lineRule="exact"/>
+        <w:jc w:val="center"/>
+        <w:pBdr>
+          <w:bottom w:val="single" w:sz="4" w:space="1" w:color="000000"/>
+        </w:pBdr>
+      </w:pPr>
+      <w:r>
+        <w:rPr>
+          <w:rFonts w:ascii="Calibri" w:hAnsi="Calibri"/>
+          <w:b/>
+          <w:i w:val="0"/>
+          <w:sz w:val="22"/>
+        </w:rPr>
+        <w:t>EDUCACIÓN</w:t>
+      </w:r>
+    </w:p>
+    <w:p>
+      <w:pPr>
+        <w:tabs>
+          <w:tab w:val="right" w:pos="11030"/>
+        </w:tabs>
+        <w:spacing w:before="80" w:after="0" w:line="240" w:lineRule="exact"/>
+      </w:pPr>
+      <w:r>
+        <w:rPr>
+          <w:rFonts w:ascii="Calibri" w:hAnsi="Calibri"/>
+          <w:b/>
+          <w:i w:val="0"/>
+          <w:sz w:val="22"/>
+        </w:rPr>
+        <w:t>Universidad de Guayaquil</w:t>
+      </w:r>
+      <w:r>
+        <w:rPr>
+          <w:rFonts w:ascii="Calibri" w:hAnsi="Calibri"/>
+          <w:b w:val="0"/>
+          <w:i w:val="0"/>
+          <w:sz w:val="22"/>
+        </w:rPr>
+        <w:tab/>
+      </w:r>
+      <w:r>
+        <w:rPr>
+          <w:rFonts w:ascii="Calibri" w:hAnsi="Calibri"/>
+          <w:b w:val="0"/>
+          <w:i w:val="0"/>
+          <w:sz w:val="22"/>
+        </w:rPr>
+        <w:t>Guayaquil, Ecuador</w:t>
+      </w:r>
+    </w:p>
+    <w:p>
+      <w:pPr>
+        <w:tabs>
+          <w:tab w:val="right" w:pos="11030"/>
+        </w:tabs>
+        <w:spacing w:before="0" w:after="0" w:line="240" w:lineRule="exact"/>
+      </w:pPr>
+      <w:r>
+        <w:rPr>
+          <w:rFonts w:ascii="Calibri" w:hAnsi="Calibri"/>
+          <w:b w:val="0"/>
+          <w:i/>
+          <w:sz w:val="22"/>
+        </w:rPr>
+        <w:t>Ingeniería en Software — 9no semestre (de 10)</w:t>
+      </w:r>
+      <w:r>
+        <w:rPr>
+          <w:rFonts w:ascii="Calibri" w:hAnsi="Calibri"/>
+          <w:b w:val="0"/>
+          <w:i w:val="0"/>
+          <w:sz w:val="22"/>
+        </w:rPr>
+        <w:tab/>
+      </w:r>
+      <w:r>
+        <w:rPr>
+          <w:rFonts w:ascii="Calibri" w:hAnsi="Calibri"/>
+          <w:b w:val="0"/>
+          <w:i w:val="0"/>
+          <w:sz w:val="22"/>
+        </w:rPr>
+        <w:t>2021 – presente</w:t>
+      </w:r>
+    </w:p>
+    <w:p>
+      <w:pPr>
+        <w:spacing w:before="0" w:after="0" w:line="240" w:lineRule="exact"/>
+      </w:pPr>
+      <w:r>
+        <w:rPr>
+          <w:rFonts w:ascii="Calibri" w:hAnsi="Calibri"/>
+          <w:b w:val="0"/>
+          <w:i w:val="0"/>
+          <w:sz w:val="22"/>
+        </w:rPr>
+        <w:t>Promedio académico: 9.01 / 10  (escala 0–10, aprobación desde 7)</w:t>
+      </w:r>
+    </w:p>
+    <w:p>
+      <w:pPr>
+        <w:tabs>
+          <w:tab w:val="right" w:pos="11030"/>
+        </w:tabs>
+        <w:spacing w:before="80" w:after="0" w:line="240" w:lineRule="exact"/>
+      </w:pPr>
+      <w:r>
+        <w:rPr>
+          <w:rFonts w:ascii="Calibri" w:hAnsi="Calibri"/>
+          <w:b/>
+          <w:i w:val="0"/>
+          <w:sz w:val="22"/>
+        </w:rPr>
+        <w:t>Google / Coursera</w:t>
+      </w:r>
+      <w:r>
+        <w:rPr>
+          <w:rFonts w:ascii="Calibri" w:hAnsi="Calibri"/>
+          <w:b w:val="0"/>
+          <w:i w:val="0"/>
+          <w:sz w:val="22"/>
+        </w:rPr>
+        <w:tab/>
+      </w:r>
+      <w:r>
+        <w:rPr>
+          <w:rFonts w:ascii="Calibri" w:hAnsi="Calibri"/>
+          <w:b w:val="0"/>
+          <w:i w:val="0"/>
+          <w:sz w:val="22"/>
+        </w:rPr>
+        <w:t>En línea</w:t>
+      </w:r>
+    </w:p>
+    <w:p>
+      <w:pPr>
+        <w:tabs>
+          <w:tab w:val="right" w:pos="11030"/>
+        </w:tabs>
+        <w:spacing w:before="0" w:after="0" w:line="240" w:lineRule="exact"/>
+      </w:pPr>
+      <w:r>
+        <w:rPr>
+          <w:rFonts w:ascii="Calibri" w:hAnsi="Calibri"/>
+          <w:b w:val="0"/>
+          <w:i/>
+          <w:sz w:val="22"/>
+        </w:rPr>
+        <w:t>Certificado Profesional de Ciberseguridad</w:t>
+      </w:r>
+      <w:r>
+        <w:rPr>
+          <w:rFonts w:ascii="Calibri" w:hAnsi="Calibri"/>
+          <w:b w:val="0"/>
+          <w:i w:val="0"/>
+          <w:sz w:val="22"/>
+        </w:rPr>
+        <w:tab/>
+      </w:r>
+      <w:r>
+        <w:rPr>
+          <w:rFonts w:ascii="Calibri" w:hAnsi="Calibri"/>
+          <w:b w:val="0"/>
+          <w:i w:val="0"/>
+          <w:sz w:val="22"/>
+        </w:rPr>
+        <w:t>2026 – en progreso</w:t>
+      </w:r>
+    </w:p>
+    <w:p>
+      <w:pPr>
+        <w:tabs>
+          <w:tab w:val="right" w:pos="11030"/>
+        </w:tabs>
+        <w:spacing w:before="80" w:after="0" w:line="240" w:lineRule="exact"/>
+      </w:pPr>
+      <w:r>
+        <w:rPr>
+          <w:rFonts w:ascii="Calibri" w:hAnsi="Calibri"/>
+          <w:b/>
+          <w:i w:val="0"/>
+          <w:sz w:val="22"/>
+        </w:rPr>
+        <w:t>Google / Coursera</w:t>
+      </w:r>
+      <w:r>
+        <w:rPr>
+          <w:rFonts w:ascii="Calibri" w:hAnsi="Calibri"/>
+          <w:b w:val="0"/>
+          <w:i w:val="0"/>
+          <w:sz w:val="22"/>
+        </w:rPr>
+        <w:tab/>
+      </w:r>
+      <w:r>
+        <w:rPr>
+          <w:rFonts w:ascii="Calibri" w:hAnsi="Calibri"/>
+          <w:b w:val="0"/>
+          <w:i w:val="0"/>
+          <w:sz w:val="22"/>
+        </w:rPr>
+        <w:t>En línea</w:t>
+      </w:r>
+    </w:p>
+    <w:p>
+      <w:pPr>
+        <w:tabs>
+          <w:tab w:val="right" w:pos="11030"/>
+        </w:tabs>
+        <w:spacing w:before="0" w:after="0" w:line="240" w:lineRule="exact"/>
+      </w:pPr>
+      <w:r>
+        <w:rPr>
+          <w:rFonts w:ascii="Calibri" w:hAnsi="Calibri"/>
+          <w:b w:val="0"/>
+          <w:i/>
+          <w:sz w:val="22"/>
+        </w:rPr>
+        <w:t>Certificado Profesional de UX Design</w:t>
+      </w:r>
+      <w:r>
+        <w:rPr>
+          <w:rFonts w:ascii="Calibri" w:hAnsi="Calibri"/>
+          <w:b w:val="0"/>
+          <w:i w:val="0"/>
+          <w:sz w:val="22"/>
+        </w:rPr>
+        <w:tab/>
+      </w:r>
+      <w:r>
+        <w:rPr>
+          <w:rFonts w:ascii="Calibri" w:hAnsi="Calibri"/>
+          <w:b w:val="0"/>
+          <w:i w:val="0"/>
+          <w:sz w:val="22"/>
+        </w:rPr>
+        <w:t>2026 – en progreso</w:t>
+      </w:r>
+    </w:p>
+    <w:p>
+      <w:pPr>
+        <w:tabs>
+          <w:tab w:val="right" w:pos="11030"/>
+        </w:tabs>
+        <w:spacing w:before="80" w:after="0" w:line="240" w:lineRule="exact"/>
+      </w:pPr>
+      <w:r>
+        <w:rPr>
+          <w:rFonts w:ascii="Calibri" w:hAnsi="Calibri"/>
+          <w:b/>
+          <w:i w:val="0"/>
+          <w:sz w:val="22"/>
+        </w:rPr>
+        <w:t>Academia de Ciberseguridad Hacker Mentor</w:t>
+      </w:r>
+      <w:r>
+        <w:rPr>
+          <w:rFonts w:ascii="Calibri" w:hAnsi="Calibri"/>
+          <w:b w:val="0"/>
+          <w:i w:val="0"/>
+          <w:sz w:val="22"/>
+        </w:rPr>
+        <w:tab/>
+      </w:r>
+      <w:r>
+        <w:rPr>
+          <w:rFonts w:ascii="Calibri" w:hAnsi="Calibri"/>
+          <w:b w:val="0"/>
+          <w:i w:val="0"/>
+          <w:sz w:val="22"/>
+        </w:rPr>
+        <w:t>En línea</w:t>
+      </w:r>
+    </w:p>
+    <w:p>
+      <w:pPr>
+        <w:tabs>
+          <w:tab w:val="right" w:pos="11030"/>
+        </w:tabs>
+        <w:spacing w:before="0" w:after="0" w:line="240" w:lineRule="exact"/>
+      </w:pPr>
+      <w:r>
+        <w:rPr>
+          <w:rFonts w:ascii="Calibri" w:hAnsi="Calibri"/>
+          <w:b w:val="0"/>
+          <w:i/>
+          <w:sz w:val="22"/>
+        </w:rPr>
+        <w:t>Curso de Ethical Hacking — Red Team (8 horas)</w:t>
+      </w:r>
+      <w:r>
+        <w:rPr>
+          <w:rFonts w:ascii="Calibri" w:hAnsi="Calibri"/>
+          <w:b w:val="0"/>
+          <w:i w:val="0"/>
+          <w:sz w:val="22"/>
+        </w:rPr>
+        <w:tab/>
+      </w:r>
+      <w:r>
+        <w:rPr>
+          <w:rFonts w:ascii="Calibri" w:hAnsi="Calibri"/>
+          <w:b w:val="0"/>
+          <w:i w:val="0"/>
+          <w:sz w:val="22"/>
+        </w:rPr>
+        <w:t>2023</w:t>
       </w:r>
     </w:p>
     <w:p>
@@ -945,7 +1047,7 @@
           <w:i/>
           <w:sz w:val="22"/>
         </w:rPr>
-        <w:t>Pipeline automatizado de postulación laboral con IA</w:t>
+        <w:t>Pipeline de agregación y matching de ofertas con LLMs</w:t>
       </w:r>
       <w:r>
         <w:rPr>
@@ -979,7 +1081,7 @@
           <w:i w:val="0"/>
           <w:sz w:val="22"/>
         </w:rPr>
-        <w:t>Automaticé scraping de 7 job boards, matching de ofertas contra perfil y generación de cartas personalizadas con IA.</w:t>
+        <w:t>Construí agregación de 7 fuentes heterogéneas (APIs JSON, RSS y HTML) normalizadas a un esquema común, con Playwright headless para las que requieren render JS.</w:t>
       </w:r>
     </w:p>
     <w:p>
@@ -995,7 +1097,7 @@
           <w:i w:val="0"/>
           <w:sz w:val="22"/>
         </w:rPr>
-        <w:t>Implementé auto-postulación en ATS (Workable, Greenhouse, GetOnBrd) con Playwright headless.</w:t>
+        <w:t>Implementé matching semántico contra perfil y generación de texto con LLMs; reordenar el prompt para caché de prefijo redujo ~80% los tokens de entrada.</w:t>
       </w:r>
     </w:p>
     <w:p>
@@ -1151,7 +1253,7 @@
           <w:i w:val="0"/>
           <w:sz w:val="22"/>
         </w:rPr>
-        <w:t>Kali Linux (aprendizaje activo), Nmap, Wireshark</w:t>
+        <w:t>Kali Linux, Nmap, Wireshark, fundamentos de ethical hacking</w:t>
       </w:r>
     </w:p>
     <w:p>

--- a/profile/cv_es.docx
+++ b/profile/cv_es.docx
@@ -73,7 +73,7 @@
           <w:i w:val="0"/>
           <w:sz w:val="22"/>
         </w:rPr>
-        <w:t>Desarrollador fullstack con sistemas en producción para clientes reales en Ecuador (gestión clínica, facturación electrónica SRI, inventario multisucursal). Especializado en Django/DRF y React/Next.js, con formación complementaria en ciberseguridad.</w:t>
+        <w:t>Desarrollador fullstack con sistemas en producción para clientes reales en Ecuador (gestión clínica, facturación, inventario multisucursal). Especializado en Django/DRF y React/Next.js, con pruebas automatizadas y CI/CD, y formación complementaria en ciberseguridad.</w:t>
       </w:r>
     </w:p>
     <w:p>
@@ -209,7 +209,7 @@
           <w:i w:val="0"/>
           <w:sz w:val="22"/>
         </w:rPr>
-        <w:t>Construí app móvil con Flutter + Riverpod con sincronización en tiempo real vía Firebase.</w:t>
+        <w:t>Construí app móvil con Flutter + Riverpod que consume la API REST con dio y almacenamiento seguro de sesión.</w:t>
       </w:r>
     </w:p>
     <w:p>
@@ -225,7 +225,7 @@
           <w:i w:val="0"/>
           <w:sz w:val="22"/>
         </w:rPr>
-        <w:t>Diseñé arquitectura multitenancy con aislamiento de datos por tenant y sistema de suscripción mensual.</w:t>
+        <w:t>Diseñé multitenancy por queryset: manager for_tenant() sobre modelo base abstracto que fuerza el aislamiento de datos antes de llegar al ViewSet.</w:t>
       </w:r>
     </w:p>
     <w:p>
@@ -311,7 +311,7 @@
           <w:i w:val="0"/>
           <w:sz w:val="22"/>
         </w:rPr>
-        <w:t>Desarrollé sistema de gestión clínica Tia Glenda (React + MUI + Python + PostgreSQL, 190+ componentes) en producción.</w:t>
+        <w:t>Desarrollé sistema de gestión clínica Tia Glenda (React + MUI + Flask + PostgreSQL, ~130 componentes) en producción, con RBAC de 3 roles y 23 suites de tests.</w:t>
       </w:r>
     </w:p>
     <w:p>
@@ -327,7 +327,23 @@
           <w:i w:val="0"/>
           <w:sz w:val="22"/>
         </w:rPr>
-        <w:t>Construí sistema de facturación electrónica integrado con el SRI de Ecuador, en producción en novamicktools.com.</w:t>
+        <w:t>Construí plataforma de pedidos con FastAPI + SQLAlchemy + Alembic, en producción en novamicktools.com.</w:t>
+      </w:r>
+    </w:p>
+    <w:p>
+      <w:pPr>
+        <w:pStyle w:val="ListBullet"/>
+        <w:spacing w:before="0" w:after="0" w:line="240" w:lineRule="exact"/>
+        <w:ind w:left="288" w:hanging="216"/>
+      </w:pPr>
+      <w:r>
+        <w:rPr>
+          <w:rFonts w:ascii="Calibri" w:hAnsi="Calibri"/>
+          <w:b w:val="0"/>
+          <w:i w:val="0"/>
+          <w:sz w:val="22"/>
+        </w:rPr>
+        <w:t>Implementé la integración con el SRI de Ecuador para un e-commerce: generación del XML, clave de acceso de 49 dígitos y envío de sobres SOAP a recepción y autorización (ambiente de pruebas).</w:t>
       </w:r>
     </w:p>
     <w:p>
@@ -808,6 +824,124 @@
           <w:i w:val="0"/>
           <w:sz w:val="22"/>
         </w:rPr>
+        <w:t>RestoVentas</w:t>
+      </w:r>
+      <w:r>
+        <w:rPr>
+          <w:rFonts w:ascii="Calibri" w:hAnsi="Calibri"/>
+          <w:b w:val="0"/>
+          <w:i w:val="0"/>
+          <w:sz w:val="22"/>
+        </w:rPr>
+        <w:tab/>
+      </w:r>
+      <w:r>
+        <w:rPr>
+          <w:rFonts w:ascii="Calibri" w:hAnsi="Calibri"/>
+          <w:b w:val="0"/>
+          <w:i w:val="0"/>
+          <w:sz w:val="22"/>
+        </w:rPr>
+        <w:t>github.com/Mickaell22/restoventas-backend</w:t>
+      </w:r>
+    </w:p>
+    <w:p>
+      <w:pPr>
+        <w:tabs>
+          <w:tab w:val="right" w:pos="11030"/>
+        </w:tabs>
+        <w:spacing w:before="0" w:after="0" w:line="240" w:lineRule="exact"/>
+      </w:pPr>
+      <w:r>
+        <w:rPr>
+          <w:rFonts w:ascii="Calibri" w:hAnsi="Calibri"/>
+          <w:b w:val="0"/>
+          <w:i/>
+          <w:sz w:val="22"/>
+        </w:rPr>
+        <w:t>App de ventas para restaurante con pedidos por voz</w:t>
+      </w:r>
+      <w:r>
+        <w:rPr>
+          <w:rFonts w:ascii="Calibri" w:hAnsi="Calibri"/>
+          <w:b w:val="0"/>
+          <w:i w:val="0"/>
+          <w:sz w:val="22"/>
+        </w:rPr>
+        <w:tab/>
+      </w:r>
+      <w:r>
+        <w:rPr>
+          <w:rFonts w:ascii="Calibri" w:hAnsi="Calibri"/>
+          <w:b w:val="0"/>
+          <w:i w:val="0"/>
+          <w:sz w:val="22"/>
+        </w:rPr>
+        <w:t>NestJS · TypeORM · React Native · IA</w:t>
+      </w:r>
+    </w:p>
+    <w:p>
+      <w:pPr>
+        <w:pStyle w:val="ListBullet"/>
+        <w:spacing w:before="0" w:after="0" w:line="240" w:lineRule="exact"/>
+        <w:ind w:left="288" w:hanging="216"/>
+      </w:pPr>
+      <w:r>
+        <w:rPr>
+          <w:rFonts w:ascii="Calibri" w:hAnsi="Calibri"/>
+          <w:b w:val="0"/>
+          <w:i w:val="0"/>
+          <w:sz w:val="22"/>
+        </w:rPr>
+        <w:t>Construí backend NestJS 11 con TypeORM y migraciones, autenticación Passport-JWT con guards y DTOs validados con class-validator.</w:t>
+      </w:r>
+    </w:p>
+    <w:p>
+      <w:pPr>
+        <w:pStyle w:val="ListBullet"/>
+        <w:spacing w:before="0" w:after="0" w:line="240" w:lineRule="exact"/>
+        <w:ind w:left="288" w:hanging="216"/>
+      </w:pPr>
+      <w:r>
+        <w:rPr>
+          <w:rFonts w:ascii="Calibri" w:hAnsi="Calibri"/>
+          <w:b w:val="0"/>
+          <w:i w:val="0"/>
+          <w:sz w:val="22"/>
+        </w:rPr>
+        <w:t>Desarrollé app React Native + Expo con Zustand para el estado global y captura de audio para tomar pedidos hablados.</w:t>
+      </w:r>
+    </w:p>
+    <w:p>
+      <w:pPr>
+        <w:pStyle w:val="ListBullet"/>
+        <w:spacing w:before="0" w:after="0" w:line="240" w:lineRule="exact"/>
+        <w:ind w:left="288" w:hanging="216"/>
+      </w:pPr>
+      <w:r>
+        <w:rPr>
+          <w:rFonts w:ascii="Calibri" w:hAnsi="Calibri"/>
+          <w:b w:val="0"/>
+          <w:i w:val="0"/>
+          <w:sz w:val="22"/>
+        </w:rPr>
+        <w:t>Implementé parseo de pedidos en lenguaje natural con LLM + STT, saneando la salida del modelo contra el catálogo real de productos para no confiar en ella a ciegas.</w:t>
+      </w:r>
+    </w:p>
+    <w:p>
+      <w:pPr>
+        <w:tabs>
+          <w:tab w:val="right" w:pos="11030"/>
+        </w:tabs>
+        <w:spacing w:before="120" w:after="0" w:line="240" w:lineRule="exact"/>
+      </w:pPr>
+      <w:r>
+        <w:rPr>
+          <w:rFonts w:ascii="Calibri" w:hAnsi="Calibri"/>
+          <w:b/>
+          <w:i w:val="0"/>
+          <w:sz w:val="22"/>
+        </w:rPr>
         <w:t>MotoVox</w:t>
       </w:r>
       <w:r>
@@ -861,7 +995,7 @@
           <w:i w:val="0"/>
           <w:sz w:val="22"/>
         </w:rPr>
-        <w:t>Flutter · C · WebRTC · FFI</w:t>
+        <w:t>Flutter · C nativo · FFI · Sockets</w:t>
       </w:r>
     </w:p>
     <w:p>
@@ -877,7 +1011,7 @@
           <w:i w:val="0"/>
           <w:sz w:val="22"/>
         </w:rPr>
-        <w:t>Integré código C nativo con Flutter vía FFI para procesamiento de audio en tiempo real sin JVM overhead.</w:t>
+        <w:t>Integré código C nativo con Flutter vía FFI (compilado con NDK para ARM64) para filtrado de ruido en tiempo real sin overhead de JVM.</w:t>
       </w:r>
     </w:p>
     <w:p>
@@ -893,7 +1027,7 @@
           <w:i w:val="0"/>
           <w:sz w:val="22"/>
         </w:rPr>
-        <w:t>Implementé streaming de audio peer-to-peer vía WebRTC sin servidor intermediario.</w:t>
+        <w:t>Implementé audio peer-to-peer sobre WiFi local con sockets TCP crudos (tcpNoDelay para minimizar latencia) y descubrimiento de salas por broadcast UDP, sin servidor intermediario.</w:t>
       </w:r>
     </w:p>
     <w:p>
@@ -945,7 +1079,7 @@
           <w:i/>
           <w:sz w:val="22"/>
         </w:rPr>
-        <w:t>Herramienta de seguridad para análisis de QR</w:t>
+        <w:t>Motor de detección de QR maliciosos (tesis)</w:t>
       </w:r>
       <w:r>
         <w:rPr>
@@ -963,7 +1097,7 @@
           <w:i w:val="0"/>
           <w:sz w:val="22"/>
         </w:rPr>
-        <w:t>Python · Chrome Extension</w:t>
+        <w:t>Python · FastAPI · Tests</w:t>
       </w:r>
     </w:p>
     <w:p>
@@ -979,7 +1113,7 @@
           <w:i w:val="0"/>
           <w:sz w:val="22"/>
         </w:rPr>
-        <w:t>Desarrollé extensión Chrome que intercepta escaneos de QR y consulta API Python para validar URLs maliciosas.</w:t>
+        <w:t>Construí API REST en FastAPI con una capa de heurísticas de URL para detectar quishing, cubierta con tests automatizados.</w:t>
       </w:r>
     </w:p>
     <w:p>
@@ -995,7 +1129,7 @@
           <w:i w:val="0"/>
           <w:sz w:val="22"/>
         </w:rPr>
-        <w:t>Construí API REST en Python con análisis de reputación de dominios y detección de phishing.</w:t>
+        <w:t>Diseñé la arquitectura por capas de análisis L1–L5, con las integraciones de reputación de dominios planificadas como siguiente etapa.</w:t>
       </w:r>
     </w:p>
     <w:p>
@@ -1138,7 +1272,7 @@
           <w:i w:val="0"/>
           <w:sz w:val="22"/>
         </w:rPr>
-        <w:t>Python, Django, FastAPI, Node.js, Express, C#, Java</w:t>
+        <w:t>Python, Django/DRF, FastAPI, Flask, Node.js, Express, NestJS, C#, Java, PHP</w:t>
       </w:r>
     </w:p>
     <w:p>
@@ -1161,7 +1295,7 @@
           <w:i w:val="0"/>
           <w:sz w:val="22"/>
         </w:rPr>
-        <w:t>React, Next.js, TypeScript, Tailwind CSS, Vite</w:t>
+        <w:t>React, Next.js, TypeScript, Tailwind CSS, Vite, Material UI, Zustand, Redux Toolkit</w:t>
       </w:r>
     </w:p>
     <w:p>
@@ -1184,7 +1318,7 @@
           <w:i w:val="0"/>
           <w:sz w:val="22"/>
         </w:rPr>
-        <w:t>Flutter, Dart, Riverpod, Firebase</w:t>
+        <w:t>Flutter, Dart, Riverpod, React Native, Expo, Kotlin</w:t>
       </w:r>
     </w:p>
     <w:p>
@@ -1207,7 +1341,7 @@
           <w:i w:val="0"/>
           <w:sz w:val="22"/>
         </w:rPr>
-        <w:t>PostgreSQL, SQLAlchemy, Alembic, Firebase Firestore, SQLite</w:t>
+        <w:t>PostgreSQL, SQLAlchemy/Alembic, TypeORM, Prisma, Sequelize, Firebase, SQLite</w:t>
       </w:r>
     </w:p>
     <w:p>
@@ -1221,7 +1355,7 @@
           <w:i w:val="0"/>
           <w:sz w:val="22"/>
         </w:rPr>
-        <w:t xml:space="preserve">Herramientas: </w:t>
+        <w:t xml:space="preserve">Testing: </w:t>
       </w:r>
       <w:r>
         <w:rPr>
@@ -1230,7 +1364,30 @@
           <w:i w:val="0"/>
           <w:sz w:val="22"/>
         </w:rPr>
-        <w:t>Git, Docker, Linux, VPS (Railway), Cloudinary, Postman</w:t>
+        <w:t>pytest, Jest, Vitest, Testing Library, Supertest, JUnit + Mockito</w:t>
+      </w:r>
+    </w:p>
+    <w:p>
+      <w:pPr>
+        <w:spacing w:before="20" w:after="0" w:line="240" w:lineRule="exact"/>
+      </w:pPr>
+      <w:r>
+        <w:rPr>
+          <w:rFonts w:ascii="Calibri" w:hAnsi="Calibri"/>
+          <w:b/>
+          <w:i w:val="0"/>
+          <w:sz w:val="22"/>
+        </w:rPr>
+        <w:t xml:space="preserve">DevOps: </w:t>
+      </w:r>
+      <w:r>
+        <w:rPr>
+          <w:rFonts w:ascii="Calibri" w:hAnsi="Calibri"/>
+          <w:b w:val="0"/>
+          <w:i w:val="0"/>
+          <w:sz w:val="22"/>
+        </w:rPr>
+        <w:t>Git, Docker (multi-stage), CI/CD con GitHub Actions, Linux, VPS (Railway), nginx</w:t>
       </w:r>
     </w:p>
     <w:p>

--- a/profile/cv_es.docx
+++ b/profile/cv_es.docx
@@ -359,7 +359,7 @@
           <w:i w:val="0"/>
           <w:sz w:val="22"/>
         </w:rPr>
-        <w:t>Implementé SimuladorPreguntas universitario (React + FastAPI + PostgreSQL) con roles diferenciados y medidas anti-trampa.</w:t>
+        <w:t>Implementé SimuladorPreguntas universitario (React + Express 5 + PostgreSQL) con roles diferenciados, medidas anti-trampa y despliegue en Docker multi-stage con usuario no-root y nginx.</w:t>
       </w:r>
     </w:p>
     <w:p>
@@ -375,7 +375,7 @@
           <w:i w:val="0"/>
           <w:sz w:val="22"/>
         </w:rPr>
-        <w:t>Desarrollé Taller App: sistema de gestión para taller mecánico (Node.js + React), proyecto freelance completado.</w:t>
+        <w:t>Desarrollé Taller App: gestión para taller mecánico (Express + Sequelize + PDFKit + React), con 5 suites de tests Jest + Supertest.</w:t>
       </w:r>
     </w:p>
     <w:p>

--- a/profile/cv_es.docx
+++ b/profile/cv_es.docx
@@ -108,7 +108,7 @@
           <w:i w:val="0"/>
           <w:sz w:val="22"/>
         </w:rPr>
-        <w:t>EcuaInventario</w:t>
+        <w:t>Facilito</w:t>
       </w:r>
       <w:r>
         <w:rPr>

--- a/profile/cv_es.docx
+++ b/profile/cv_es.docx
@@ -1215,7 +1215,7 @@
           <w:i w:val="0"/>
           <w:sz w:val="22"/>
         </w:rPr>
-        <w:t>Construí agregación de 7 fuentes heterogéneas (APIs JSON, RSS y HTML) normalizadas a un esquema común, con Playwright headless para las que requieren render JS.</w:t>
+        <w:t>Construí agregación de 13 fuentes heterogéneas (APIs JSON, RSS y HTML) normalizadas a un esquema común, con Playwright headless para las que requieren render JS.</w:t>
       </w:r>
     </w:p>
     <w:p>
@@ -1231,7 +1231,7 @@
           <w:i w:val="0"/>
           <w:sz w:val="22"/>
         </w:rPr>
-        <w:t>Implementé matching semántico contra perfil y generación de texto con LLMs; reordenar el prompt para caché de prefijo redujo ~80% los tokens de entrada.</w:t>
+        <w:t>Implementé el matching contra el perfil y la generación de texto con LLMs; reordenar el prompt dejó el 75% constante y cacheable como prefijo, y un test de regresión cubre la extracción del stack.</w:t>
       </w:r>
     </w:p>
     <w:p>

--- a/profile/cv_es.docx
+++ b/profile/cv_es.docx
@@ -14,7 +14,7 @@
           <w:i w:val="0"/>
           <w:sz w:val="32"/>
         </w:rPr>
-        <w:t>Mickael Adrian Moran Vera</w:t>
+        <w:t>Mickaell Moran Vera</w:t>
       </w:r>
     </w:p>
     <w:p>
@@ -580,6 +580,90 @@
           <w:sz w:val="22"/>
         </w:rPr>
         <w:t>Promedio académico: 9.01 / 10  (escala 0–10, aprobación desde 7)</w:t>
+      </w:r>
+    </w:p>
+    <w:p>
+      <w:pPr>
+        <w:tabs>
+          <w:tab w:val="right" w:pos="11030"/>
+        </w:tabs>
+        <w:spacing w:before="80" w:after="0" w:line="240" w:lineRule="exact"/>
+      </w:pPr>
+      <w:r>
+        <w:rPr>
+          <w:rFonts w:ascii="Calibri" w:hAnsi="Calibri"/>
+          <w:b/>
+          <w:i w:val="0"/>
+          <w:sz w:val="22"/>
+        </w:rPr>
+        <w:t>Universidad de Guayaquil — FCMF</w:t>
+      </w:r>
+      <w:r>
+        <w:rPr>
+          <w:rFonts w:ascii="Calibri" w:hAnsi="Calibri"/>
+          <w:b w:val="0"/>
+          <w:i w:val="0"/>
+          <w:sz w:val="22"/>
+        </w:rPr>
+        <w:tab/>
+      </w:r>
+      <w:r>
+        <w:rPr>
+          <w:rFonts w:ascii="Calibri" w:hAnsi="Calibri"/>
+          <w:b w:val="0"/>
+          <w:i w:val="0"/>
+          <w:sz w:val="22"/>
+        </w:rPr>
+        <w:t>Guayaquil, Ecuador</w:t>
+      </w:r>
+    </w:p>
+    <w:p>
+      <w:pPr>
+        <w:tabs>
+          <w:tab w:val="right" w:pos="11030"/>
+        </w:tabs>
+        <w:spacing w:before="0" w:after="0" w:line="240" w:lineRule="exact"/>
+      </w:pPr>
+      <w:r>
+        <w:rPr>
+          <w:rFonts w:ascii="Calibri" w:hAnsi="Calibri"/>
+          <w:b w:val="0"/>
+          <w:i/>
+          <w:sz w:val="22"/>
+        </w:rPr>
+        <w:t>Tech Lab: Servidor Web Local con GNU/Linux (40 horas)</w:t>
+      </w:r>
+      <w:r>
+        <w:rPr>
+          <w:rFonts w:ascii="Calibri" w:hAnsi="Calibri"/>
+          <w:b w:val="0"/>
+          <w:i w:val="0"/>
+          <w:sz w:val="22"/>
+        </w:rPr>
+        <w:tab/>
+      </w:r>
+      <w:r>
+        <w:rPr>
+          <w:rFonts w:ascii="Calibri" w:hAnsi="Calibri"/>
+          <w:b w:val="0"/>
+          <w:i w:val="0"/>
+          <w:sz w:val="22"/>
+        </w:rPr>
+        <w:t>Ago. 2026</w:t>
+      </w:r>
+    </w:p>
+    <w:p>
+      <w:pPr>
+        <w:spacing w:before="0" w:after="0" w:line="240" w:lineRule="exact"/>
+      </w:pPr>
+      <w:r>
+        <w:rPr>
+          <w:rFonts w:ascii="Calibri" w:hAnsi="Calibri"/>
+          <w:b w:val="0"/>
+          <w:i w:val="0"/>
+          <w:sz w:val="22"/>
+        </w:rPr>
+        <w:t>Ubuntu Server sobre VM, SSH, UFW, permisos y stack LAMP (Apache, PHP, MariaDB)</w:t>
       </w:r>
     </w:p>
     <w:p>
